--- a/Documentos/Documentación/SPRINT 1 Product Backlog y sprint backlog.docx
+++ b/Documentos/Documentación/SPRINT 1 Product Backlog y sprint backlog.docx
@@ -3736,7 +3736,7 @@
               <w:spacing w:after="0" w:line="240" w:lineRule="auto"/>
             </w:pPr>
             <w:r>
-              <w:t>En proceso</w:t>
+              <w:t>Finalizado</w:t>
             </w:r>
           </w:p>
         </w:tc>
@@ -4961,7 +4961,7 @@
               <w:spacing w:after="0" w:line="240" w:lineRule="auto"/>
             </w:pPr>
             <w:r>
-              <w:t>En proceso</w:t>
+              <w:t>Finalizado</w:t>
             </w:r>
           </w:p>
         </w:tc>
@@ -5796,7 +5796,15 @@
               <w:spacing w:after="0" w:line="240" w:lineRule="auto"/>
             </w:pPr>
             <w:r>
-              <w:t>Necesito que la app sea intuitiva y fácil de utilizar</w:t>
+              <w:t xml:space="preserve">Necesito que la </w:t>
+            </w:r>
+            <w:proofErr w:type="gramStart"/>
+            <w:r>
+              <w:t>app</w:t>
+            </w:r>
+            <w:proofErr w:type="gramEnd"/>
+            <w:r>
+              <w:t xml:space="preserve"> sea intuitiva y fácil de utilizar</w:t>
             </w:r>
           </w:p>
         </w:tc>
@@ -6313,7 +6321,15 @@
               <w:spacing w:after="0" w:line="240" w:lineRule="auto"/>
             </w:pPr>
             <w:r>
-              <w:t>Necesito que la app sea intuitiva y fácil de utilizar</w:t>
+              <w:t xml:space="preserve">Necesito que la </w:t>
+            </w:r>
+            <w:proofErr w:type="gramStart"/>
+            <w:r>
+              <w:t>app</w:t>
+            </w:r>
+            <w:proofErr w:type="gramEnd"/>
+            <w:r>
+              <w:t xml:space="preserve"> sea intuitiva y fácil de utilizar</w:t>
             </w:r>
           </w:p>
         </w:tc>

--- a/Documentos/Documentación/SPRINT 1 Product Backlog y sprint backlog.docx
+++ b/Documentos/Documentación/SPRINT 1 Product Backlog y sprint backlog.docx
@@ -148,6 +148,16 @@
           <w:szCs w:val="48"/>
         </w:rPr>
         <w:t>Validación Sprint</w:t>
+      </w:r>
+      <w:r>
+        <w:rPr>
+          <w:b/>
+          <w:bCs/>
+          <w:color w:val="000000"/>
+          <w:sz w:val="48"/>
+          <w:szCs w:val="48"/>
+        </w:rPr>
+        <w:t xml:space="preserve"> 1</w:t>
       </w:r>
     </w:p>
     <w:p>
@@ -1612,7 +1622,7 @@
                 <w:sz w:val="24"/>
                 <w:szCs w:val="24"/>
               </w:rPr>
-              <w:t>10/07/2026</w:t>
+              <w:t>01/07/2026</w:t>
             </w:r>
           </w:p>
         </w:tc>
@@ -2128,20 +2138,9 @@
         <w:t>Descripción y método de estimación</w:t>
       </w:r>
     </w:p>
-    <w:p/>
     <w:p>
       <w:pPr>
         <w:spacing w:after="0" w:line="240" w:lineRule="auto"/>
-      </w:pPr>
-    </w:p>
-    <w:p>
-      <w:pPr>
-        <w:pBdr>
-          <w:top w:val="single" w:sz="4" w:space="1" w:color="000000"/>
-          <w:left w:val="single" w:sz="4" w:space="4" w:color="000000"/>
-          <w:bottom w:val="single" w:sz="4" w:space="1" w:color="000000"/>
-          <w:right w:val="single" w:sz="4" w:space="4" w:color="000000"/>
-        </w:pBdr>
       </w:pPr>
     </w:p>
     <w:p>
@@ -2190,36 +2189,30 @@
       <w:r>
         <w:t>Se usará el método de estimación por puntos de historia usando la sucesión de Fibonacci, otorgando la mayor cantidad de puntos a las tareas más complejas.</w:t>
       </w:r>
+      <w:bookmarkStart w:id="5" w:name="_heading=h.zbbqwvpy2vtg" w:colFirst="0" w:colLast="0"/>
+      <w:bookmarkEnd w:id="5"/>
     </w:p>
     <w:p>
       <w:pPr>
-        <w:pBdr>
-          <w:top w:val="single" w:sz="4" w:space="1" w:color="000000"/>
-          <w:left w:val="single" w:sz="4" w:space="4" w:color="000000"/>
-          <w:bottom w:val="single" w:sz="4" w:space="1" w:color="000000"/>
-          <w:right w:val="single" w:sz="4" w:space="4" w:color="000000"/>
-        </w:pBdr>
-        <w:rPr>
-          <w:color w:val="000000"/>
-          <w:sz w:val="24"/>
-          <w:szCs w:val="24"/>
-          <w:u w:val="single"/>
-        </w:rPr>
+        <w:tabs>
+          <w:tab w:val="left" w:pos="2500"/>
+        </w:tabs>
       </w:pPr>
       <w:r>
-        <w:lastRenderedPageBreak/>
         <w:tab/>
       </w:r>
-      <w:r>
-        <w:br w:type="page"/>
-      </w:r>
+    </w:p>
+    <w:p>
+      <w:pPr>
+        <w:tabs>
+          <w:tab w:val="left" w:pos="2500"/>
+        </w:tabs>
+      </w:pPr>
     </w:p>
     <w:p>
       <w:pPr>
         <w:pStyle w:val="Ttulo1"/>
       </w:pPr>
-      <w:bookmarkStart w:id="5" w:name="_heading=h.zbbqwvpy2vtg" w:colFirst="0" w:colLast="0"/>
-      <w:bookmarkEnd w:id="5"/>
       <w:r>
         <w:lastRenderedPageBreak/>
         <w:t xml:space="preserve">Planilla </w:t>
@@ -3313,6 +3306,9 @@
             <w:pPr>
               <w:spacing w:after="0" w:line="240" w:lineRule="auto"/>
             </w:pPr>
+            <w:r>
+              <w:t>6</w:t>
+            </w:r>
           </w:p>
         </w:tc>
         <w:tc>
@@ -5138,6 +5134,9 @@
             <w:pPr>
               <w:spacing w:after="0" w:line="240" w:lineRule="auto"/>
             </w:pPr>
+            <w:r>
+              <w:t>8</w:t>
+            </w:r>
           </w:p>
         </w:tc>
         <w:tc>
@@ -5332,6 +5331,7 @@
               <w:bottom w:val="single" w:sz="4" w:space="0" w:color="000000"/>
               <w:right w:val="single" w:sz="4" w:space="0" w:color="000000"/>
             </w:tcBorders>
+            <w:shd w:val="clear" w:color="auto" w:fill="00FFFF"/>
             <w:vAlign w:val="center"/>
           </w:tcPr>
           <w:p>
@@ -5421,6 +5421,7 @@
               <w:bottom w:val="single" w:sz="4" w:space="0" w:color="000000"/>
               <w:right w:val="single" w:sz="4" w:space="0" w:color="000000"/>
             </w:tcBorders>
+            <w:shd w:val="clear" w:color="auto" w:fill="00FFFF"/>
             <w:vAlign w:val="center"/>
           </w:tcPr>
           <w:p>
@@ -5509,6 +5510,7 @@
               <w:bottom w:val="single" w:sz="4" w:space="0" w:color="000000"/>
               <w:right w:val="single" w:sz="4" w:space="0" w:color="000000"/>
             </w:tcBorders>
+            <w:shd w:val="clear" w:color="auto" w:fill="00FFFF"/>
             <w:vAlign w:val="center"/>
           </w:tcPr>
           <w:p>
@@ -5595,6 +5597,7 @@
               <w:bottom w:val="single" w:sz="4" w:space="0" w:color="000000"/>
               <w:right w:val="single" w:sz="4" w:space="0" w:color="000000"/>
             </w:tcBorders>
+            <w:shd w:val="clear" w:color="auto" w:fill="00FFFF"/>
             <w:vAlign w:val="center"/>
           </w:tcPr>
           <w:p>
@@ -5681,6 +5684,7 @@
               <w:bottom w:val="single" w:sz="4" w:space="0" w:color="000000"/>
               <w:right w:val="single" w:sz="4" w:space="0" w:color="000000"/>
             </w:tcBorders>
+            <w:shd w:val="clear" w:color="auto" w:fill="00FFFF"/>
             <w:vAlign w:val="center"/>
           </w:tcPr>
           <w:p>
@@ -5768,6 +5772,7 @@
               <w:bottom w:val="single" w:sz="4" w:space="0" w:color="000000"/>
               <w:right w:val="single" w:sz="4" w:space="0" w:color="000000"/>
             </w:tcBorders>
+            <w:shd w:val="clear" w:color="auto" w:fill="00FFFF"/>
             <w:vAlign w:val="center"/>
           </w:tcPr>
           <w:p>
@@ -7436,7 +7441,6 @@
             <w:tcW w:w="748" w:type="dxa"/>
             <w:tcBorders>
               <w:left w:val="single" w:sz="4" w:space="0" w:color="000000"/>
-              <w:bottom w:val="single" w:sz="4" w:space="0" w:color="000000"/>
               <w:right w:val="single" w:sz="4" w:space="0" w:color="000000"/>
             </w:tcBorders>
             <w:shd w:val="clear" w:color="auto" w:fill="FF9900"/>
@@ -7457,7 +7461,6 @@
             <w:tcW w:w="5007" w:type="dxa"/>
             <w:tcBorders>
               <w:left w:val="single" w:sz="4" w:space="0" w:color="000000"/>
-              <w:bottom w:val="single" w:sz="4" w:space="0" w:color="000000"/>
               <w:right w:val="single" w:sz="4" w:space="0" w:color="000000"/>
             </w:tcBorders>
             <w:vAlign w:val="center"/>
@@ -7476,7 +7479,6 @@
             <w:tcW w:w="1443" w:type="dxa"/>
             <w:tcBorders>
               <w:left w:val="single" w:sz="4" w:space="0" w:color="000000"/>
-              <w:bottom w:val="single" w:sz="4" w:space="0" w:color="000000"/>
               <w:right w:val="single" w:sz="4" w:space="0" w:color="000000"/>
             </w:tcBorders>
             <w:vAlign w:val="center"/>
@@ -7510,6 +7512,180 @@
             </w:pPr>
             <w:r>
               <w:t>Alta</w:t>
+            </w:r>
+          </w:p>
+        </w:tc>
+      </w:tr>
+      <w:tr>
+        <w:trPr>
+          <w:trHeight w:val="284"/>
+        </w:trPr>
+        <w:tc>
+          <w:tcPr>
+            <w:tcW w:w="748" w:type="dxa"/>
+            <w:tcBorders>
+              <w:left w:val="single" w:sz="4" w:space="0" w:color="000000"/>
+              <w:bottom w:val="single" w:sz="4" w:space="0" w:color="000000"/>
+              <w:right w:val="single" w:sz="4" w:space="0" w:color="000000"/>
+            </w:tcBorders>
+            <w:shd w:val="clear" w:color="auto" w:fill="FF9900"/>
+            <w:vAlign w:val="center"/>
+          </w:tcPr>
+          <w:p>
+            <w:pPr>
+              <w:spacing w:after="0" w:line="240" w:lineRule="auto"/>
+              <w:jc w:val="center"/>
+            </w:pPr>
+            <w:r>
+              <w:t>H18</w:t>
+            </w:r>
+          </w:p>
+        </w:tc>
+        <w:tc>
+          <w:tcPr>
+            <w:tcW w:w="5007" w:type="dxa"/>
+            <w:tcBorders>
+              <w:left w:val="single" w:sz="4" w:space="0" w:color="000000"/>
+              <w:bottom w:val="single" w:sz="4" w:space="0" w:color="000000"/>
+              <w:right w:val="single" w:sz="4" w:space="0" w:color="000000"/>
+            </w:tcBorders>
+            <w:vAlign w:val="center"/>
+          </w:tcPr>
+          <w:p>
+            <w:pPr>
+              <w:spacing w:after="0" w:line="240" w:lineRule="auto"/>
+            </w:pPr>
+            <w:r>
+              <w:t>Necesito un sistema de venta tipo librería</w:t>
+            </w:r>
+          </w:p>
+        </w:tc>
+        <w:tc>
+          <w:tcPr>
+            <w:tcW w:w="1443" w:type="dxa"/>
+            <w:tcBorders>
+              <w:left w:val="single" w:sz="4" w:space="0" w:color="000000"/>
+              <w:bottom w:val="single" w:sz="4" w:space="0" w:color="000000"/>
+              <w:right w:val="single" w:sz="4" w:space="0" w:color="000000"/>
+            </w:tcBorders>
+            <w:vAlign w:val="center"/>
+          </w:tcPr>
+          <w:p>
+            <w:pPr>
+              <w:spacing w:after="0" w:line="240" w:lineRule="auto"/>
+              <w:jc w:val="center"/>
+            </w:pPr>
+            <w:r>
+              <w:t>13</w:t>
+            </w:r>
+          </w:p>
+        </w:tc>
+        <w:tc>
+          <w:tcPr>
+            <w:tcW w:w="1630" w:type="dxa"/>
+            <w:tcBorders>
+              <w:top w:val="single" w:sz="4" w:space="0" w:color="000000"/>
+              <w:left w:val="single" w:sz="4" w:space="0" w:color="000000"/>
+              <w:bottom w:val="single" w:sz="4" w:space="0" w:color="000000"/>
+              <w:right w:val="single" w:sz="4" w:space="0" w:color="000000"/>
+            </w:tcBorders>
+            <w:shd w:val="clear" w:color="auto" w:fill="C00000"/>
+            <w:vAlign w:val="center"/>
+          </w:tcPr>
+          <w:p>
+            <w:pPr>
+              <w:spacing w:after="0" w:line="240" w:lineRule="auto"/>
+              <w:jc w:val="center"/>
+            </w:pPr>
+            <w:r>
+              <w:t>Alta</w:t>
+            </w:r>
+          </w:p>
+        </w:tc>
+      </w:tr>
+      <w:tr>
+        <w:trPr>
+          <w:trHeight w:val="284"/>
+        </w:trPr>
+        <w:tc>
+          <w:tcPr>
+            <w:tcW w:w="748" w:type="dxa"/>
+            <w:tcBorders>
+              <w:left w:val="single" w:sz="4" w:space="0" w:color="000000"/>
+              <w:bottom w:val="single" w:sz="4" w:space="0" w:color="000000"/>
+              <w:right w:val="single" w:sz="4" w:space="0" w:color="000000"/>
+            </w:tcBorders>
+            <w:shd w:val="clear" w:color="auto" w:fill="FF9900"/>
+            <w:vAlign w:val="center"/>
+          </w:tcPr>
+          <w:p>
+            <w:pPr>
+              <w:spacing w:after="0" w:line="240" w:lineRule="auto"/>
+              <w:jc w:val="center"/>
+            </w:pPr>
+            <w:r>
+              <w:t>H19</w:t>
+            </w:r>
+          </w:p>
+        </w:tc>
+        <w:tc>
+          <w:tcPr>
+            <w:tcW w:w="5007" w:type="dxa"/>
+            <w:tcBorders>
+              <w:left w:val="single" w:sz="4" w:space="0" w:color="000000"/>
+              <w:bottom w:val="single" w:sz="4" w:space="0" w:color="000000"/>
+              <w:right w:val="single" w:sz="4" w:space="0" w:color="000000"/>
+            </w:tcBorders>
+            <w:vAlign w:val="center"/>
+          </w:tcPr>
+          <w:p>
+            <w:pPr>
+              <w:spacing w:after="0" w:line="240" w:lineRule="auto"/>
+            </w:pPr>
+            <w:r>
+              <w:t>Necesito calificar y agregar reseñas a libros</w:t>
+            </w:r>
+          </w:p>
+        </w:tc>
+        <w:tc>
+          <w:tcPr>
+            <w:tcW w:w="1443" w:type="dxa"/>
+            <w:tcBorders>
+              <w:left w:val="single" w:sz="4" w:space="0" w:color="000000"/>
+              <w:bottom w:val="single" w:sz="4" w:space="0" w:color="000000"/>
+              <w:right w:val="single" w:sz="4" w:space="0" w:color="000000"/>
+            </w:tcBorders>
+            <w:vAlign w:val="center"/>
+          </w:tcPr>
+          <w:p>
+            <w:pPr>
+              <w:spacing w:after="0" w:line="240" w:lineRule="auto"/>
+              <w:jc w:val="center"/>
+            </w:pPr>
+            <w:r>
+              <w:t>5</w:t>
+            </w:r>
+          </w:p>
+        </w:tc>
+        <w:tc>
+          <w:tcPr>
+            <w:tcW w:w="1630" w:type="dxa"/>
+            <w:tcBorders>
+              <w:top w:val="single" w:sz="4" w:space="0" w:color="000000"/>
+              <w:left w:val="single" w:sz="4" w:space="0" w:color="000000"/>
+              <w:bottom w:val="single" w:sz="4" w:space="0" w:color="000000"/>
+              <w:right w:val="single" w:sz="4" w:space="0" w:color="000000"/>
+            </w:tcBorders>
+            <w:shd w:val="clear" w:color="auto" w:fill="FFFF00"/>
+            <w:vAlign w:val="center"/>
+          </w:tcPr>
+          <w:p>
+            <w:pPr>
+              <w:spacing w:after="0" w:line="240" w:lineRule="auto"/>
+              <w:jc w:val="center"/>
+            </w:pPr>
+            <w:r>
+              <w:t>Media</w:t>
             </w:r>
           </w:p>
         </w:tc>
